--- a/reports/r0111.docx
+++ b/reports/r0111.docx
@@ -45,7 +45,7 @@
           <w:color w:val="000000"/>
           <w:sz w:val="21"/>
         </w:rPr>
-        <w:t>■ 广州经济总量列广东省第二位，人均GDP约16.83万元、人均经济实力居全省前列，经济增速由4.59%回落至4.00%、有所放缓；固定资产投资最新增速转负（-6.70%），经济动能仍有待修复。【待补充：广州市的行政与战略定位、支柱产业及龙头企业（数据库未覆盖，需人工补充）】</w:t>
+        <w:t>■ 广州作为广东省省会，经济总量列广东省第二位，人均GDP约16.83万元、人均经济实力居全省前列，经济增速由4.59%回落至4.00%、有所放缓；固定资产投资最新增速转负（-6.70%），经济动能仍有待修复。</w:t>
       </w:r>
     </w:p>
     <w:p>
@@ -75,7 +75,7 @@
           <w:color w:val="000000"/>
           <w:sz w:val="21"/>
         </w:rPr>
-        <w:t>产业结构方面，2025年广州市三次产业结构为0.99:24.06:74.95。【待补充：支柱产业、主要龙头企业、对外贸易等定性描述（数据库未覆盖）】</w:t>
+        <w:t>产业结构方面，2025年广州市三次产业结构为0.99:24.06:74.95，以汽车制造、电子信息、石油化工和商贸物流为支柱，聚集广汽集团、广州石化、视源股份等企业，是华南商贸与综合门户城市。</w:t>
       </w:r>
     </w:p>
     <w:p>
